--- a/manual/manual-supervisor-megasoft.docx
+++ b/manual/manual-supervisor-megasoft.docx
@@ -291,6 +291,11 @@
       </w:r>
     </w:p>
     <w:p>
+      <w:r>
+        <w:br w:type="page"/>
+      </w:r>
+    </w:p>
+    <w:p>
       <w:pPr>
         <w:spacing w:before="360" w:after="80"/>
         <w:shd w:val="clear" w:color="auto" w:fill="0F172A"/>
@@ -529,6 +534,11 @@
       </w:r>
     </w:p>
     <w:p>
+      <w:r>
+        <w:br w:type="page"/>
+      </w:r>
+    </w:p>
+    <w:p>
       <w:pPr>
         <w:spacing w:before="360" w:after="80"/>
         <w:shd w:val="clear" w:color="auto" w:fill="0F172A"/>
@@ -812,6 +822,11 @@
       </w:r>
     </w:p>
     <w:p>
+      <w:r>
+        <w:br w:type="page"/>
+      </w:r>
+    </w:p>
+    <w:p>
       <w:pPr>
         <w:spacing w:before="360" w:after="80"/>
         <w:shd w:val="clear" w:color="auto" w:fill="0F172A"/>
@@ -1021,6 +1036,11 @@
       </w:r>
     </w:p>
     <w:p>
+      <w:r>
+        <w:br w:type="page"/>
+      </w:r>
+    </w:p>
+    <w:p>
       <w:pPr>
         <w:spacing w:before="360" w:after="80"/>
         <w:shd w:val="clear" w:color="auto" w:fill="0F172A"/>
@@ -1232,6 +1252,11 @@
           <w:sz w:val="21"/>
         </w:rPr>
         <w:t>📅 Recomendación: exporta al inicio de cada quincena filtrando “desde el día 1 hasta hoy” y guarda el CSV en la carpeta compartida de RRHH.</w:t>
+      </w:r>
+    </w:p>
+    <w:p>
+      <w:r>
+        <w:br w:type="page"/>
       </w:r>
     </w:p>
     <w:p>
